--- a/Student Project Submission Form Wallace.docx
+++ b/Student Project Submission Form Wallace.docx
@@ -125,36 +125,13 @@
         <w:spacing w:after="0" w:line="240" w:lineRule="auto"/>
         <w:rPr>
           <w:rFonts w:ascii="Verdana" w:hAnsi="Verdana" w:cs="Arial"/>
-          <w:b w:val="1"/>
-          <w:bCs w:val="1"/>
+          <w:b/>
+          <w:bCs/>
           <w:sz w:val="20"/>
           <w:szCs w:val="20"/>
         </w:rPr>
       </w:pPr>
       <w:r>
-        <w:rPr>
-          <w:rFonts w:ascii="Verdana" w:hAnsi="Verdana" w:cs="Arial"/>
-          <w:b w:val="1"/>
-          <w:bCs w:val="1"/>
-          <w:sz w:val="20"/>
-          <w:szCs w:val="20"/>
-        </w:rPr>
-        <w:t>Student ID:</w:t>
-      </w:r>
-      <w:r>
-        <w:rPr>
-          <w:rFonts w:ascii="Verdana" w:hAnsi="Verdana" w:cs="Arial"/>
-          <w:b w:val="1"/>
-          <w:bCs w:val="1"/>
-          <w:sz w:val="20"/>
-          <w:szCs w:val="20"/>
-        </w:rPr>
-        <w:t xml:space="preserve"> 011862367</w:t>
-      </w:r>
-    </w:p>
-    <w:p>
-      <w:pPr>
-        <w:spacing w:after="0" w:line="240" w:lineRule="auto"/>
         <w:rPr>
           <w:rFonts w:ascii="Verdana" w:hAnsi="Verdana" w:cs="Arial"/>
           <w:b/>
@@ -162,53 +139,9 @@
           <w:sz w:val="20"/>
           <w:szCs w:val="20"/>
         </w:rPr>
-      </w:pPr>
-    </w:p>
-    <w:p>
-      <w:pPr>
-        <w:spacing w:after="0" w:line="240" w:lineRule="auto"/>
-        <w:rPr>
-          <w:rFonts w:ascii="Verdana" w:hAnsi="Verdana" w:cs="Arial"/>
-          <w:b w:val="1"/>
-          <w:bCs w:val="1"/>
-          <w:sz w:val="20"/>
-          <w:szCs w:val="20"/>
-        </w:rPr>
-      </w:pPr>
-      <w:r>
-        <w:rPr>
-          <w:rFonts w:ascii="Verdana" w:hAnsi="Verdana" w:cs="Arial"/>
-          <w:b w:val="1"/>
-          <w:bCs w:val="1"/>
-          <w:sz w:val="20"/>
-          <w:szCs w:val="20"/>
-        </w:rPr>
-        <w:t>Date:</w:t>
+        <w:t>Student ID:</w:t>
       </w:r>
       <w:r>
-        <w:rPr>
-          <w:rFonts w:ascii="Verdana" w:hAnsi="Verdana" w:cs="Arial"/>
-          <w:b w:val="1"/>
-          <w:bCs w:val="1"/>
-          <w:sz w:val="20"/>
-          <w:szCs w:val="20"/>
-        </w:rPr>
-        <w:t xml:space="preserve"> </w:t>
-      </w:r>
-      <w:r>
-        <w:rPr>
-          <w:rFonts w:ascii="Verdana" w:hAnsi="Verdana" w:cs="Arial"/>
-          <w:b w:val="1"/>
-          <w:bCs w:val="1"/>
-          <w:sz w:val="20"/>
-          <w:szCs w:val="20"/>
-        </w:rPr>
-        <w:t>01/12/2025</w:t>
-      </w:r>
-    </w:p>
-    <w:p>
-      <w:pPr>
-        <w:spacing w:after="0" w:line="240" w:lineRule="auto"/>
         <w:rPr>
           <w:rFonts w:ascii="Verdana" w:hAnsi="Verdana" w:cs="Arial"/>
           <w:b/>
@@ -216,38 +149,7 @@
           <w:sz w:val="20"/>
           <w:szCs w:val="20"/>
         </w:rPr>
-      </w:pPr>
-    </w:p>
-    <w:p>
-      <w:pPr>
-        <w:spacing w:after="0" w:line="240" w:lineRule="auto"/>
-        <w:rPr>
-          <w:rFonts w:ascii="Verdana" w:hAnsi="Verdana" w:cs="Arial"/>
-          <w:b w:val="1"/>
-          <w:bCs w:val="1"/>
-          <w:sz w:val="20"/>
-          <w:szCs w:val="20"/>
-        </w:rPr>
-      </w:pPr>
-      <w:r>
-        <w:rPr>
-          <w:rFonts w:ascii="Verdana" w:hAnsi="Verdana" w:cs="Arial"/>
-          <w:b w:val="1"/>
-          <w:bCs w:val="1"/>
-          <w:sz w:val="20"/>
-          <w:szCs w:val="20"/>
-        </w:rPr>
-        <w:t>GitLab Pages URL:</w:t>
-      </w:r>
-      <w:r>
-        <w:rPr>
-          <w:rFonts w:ascii="Verdana" w:hAnsi="Verdana" w:cs="Arial"/>
-          <w:b w:val="1"/>
-          <w:bCs w:val="1"/>
-          <w:sz w:val="20"/>
-          <w:szCs w:val="20"/>
-        </w:rPr>
-        <w:t xml:space="preserve"> https://d277-front-end-web-development-39289e.gitlab.io/</w:t>
+        <w:t xml:space="preserve"> 011862367</w:t>
       </w:r>
     </w:p>
     <w:p>
@@ -267,8 +169,8 @@
         <w:spacing w:after="0" w:line="240" w:lineRule="auto"/>
         <w:rPr>
           <w:rFonts w:ascii="Verdana" w:hAnsi="Verdana" w:cs="Arial"/>
-          <w:b w:val="1"/>
-          <w:bCs w:val="1"/>
+          <w:b/>
+          <w:bCs/>
           <w:sz w:val="20"/>
           <w:szCs w:val="20"/>
         </w:rPr>
@@ -276,8 +178,116 @@
       <w:r>
         <w:rPr>
           <w:rFonts w:ascii="Verdana" w:hAnsi="Verdana" w:cs="Arial"/>
-          <w:b w:val="1"/>
-          <w:bCs w:val="1"/>
+          <w:b/>
+          <w:bCs/>
+          <w:sz w:val="20"/>
+          <w:szCs w:val="20"/>
+        </w:rPr>
+        <w:t>Date:</w:t>
+      </w:r>
+      <w:r>
+        <w:rPr>
+          <w:rFonts w:ascii="Verdana" w:hAnsi="Verdana" w:cs="Arial"/>
+          <w:b/>
+          <w:bCs/>
+          <w:sz w:val="20"/>
+          <w:szCs w:val="20"/>
+        </w:rPr>
+        <w:t xml:space="preserve"> 01/1</w:t>
+      </w:r>
+      <w:r>
+        <w:rPr>
+          <w:rFonts w:ascii="Verdana" w:hAnsi="Verdana" w:cs="Arial"/>
+          <w:b/>
+          <w:bCs/>
+          <w:sz w:val="20"/>
+          <w:szCs w:val="20"/>
+        </w:rPr>
+        <w:t>5</w:t>
+      </w:r>
+      <w:r>
+        <w:rPr>
+          <w:rFonts w:ascii="Verdana" w:hAnsi="Verdana" w:cs="Arial"/>
+          <w:b/>
+          <w:bCs/>
+          <w:sz w:val="20"/>
+          <w:szCs w:val="20"/>
+        </w:rPr>
+        <w:t>/2025</w:t>
+      </w:r>
+    </w:p>
+    <w:p>
+      <w:pPr>
+        <w:spacing w:after="0" w:line="240" w:lineRule="auto"/>
+        <w:rPr>
+          <w:rFonts w:ascii="Verdana" w:hAnsi="Verdana" w:cs="Arial"/>
+          <w:b/>
+          <w:bCs/>
+          <w:sz w:val="20"/>
+          <w:szCs w:val="20"/>
+        </w:rPr>
+      </w:pPr>
+    </w:p>
+    <w:p>
+      <w:pPr>
+        <w:spacing w:after="0" w:line="240" w:lineRule="auto"/>
+        <w:rPr>
+          <w:rFonts w:ascii="Verdana" w:hAnsi="Verdana" w:cs="Arial"/>
+          <w:b/>
+          <w:bCs/>
+          <w:sz w:val="20"/>
+          <w:szCs w:val="20"/>
+        </w:rPr>
+      </w:pPr>
+      <w:r>
+        <w:rPr>
+          <w:rFonts w:ascii="Verdana" w:hAnsi="Verdana" w:cs="Arial"/>
+          <w:b/>
+          <w:bCs/>
+          <w:sz w:val="20"/>
+          <w:szCs w:val="20"/>
+        </w:rPr>
+        <w:t>GitLab Pages URL:</w:t>
+      </w:r>
+      <w:r>
+        <w:rPr>
+          <w:rFonts w:ascii="Verdana" w:hAnsi="Verdana" w:cs="Arial"/>
+          <w:b/>
+          <w:bCs/>
+          <w:sz w:val="20"/>
+          <w:szCs w:val="20"/>
+        </w:rPr>
+        <w:t xml:space="preserve"> https://d277-front-end-web-development-39289e.gitlab.io/</w:t>
+      </w:r>
+    </w:p>
+    <w:p>
+      <w:pPr>
+        <w:spacing w:after="0" w:line="240" w:lineRule="auto"/>
+        <w:rPr>
+          <w:rFonts w:ascii="Verdana" w:hAnsi="Verdana" w:cs="Arial"/>
+          <w:b/>
+          <w:bCs/>
+          <w:sz w:val="20"/>
+          <w:szCs w:val="20"/>
+        </w:rPr>
+      </w:pPr>
+    </w:p>
+    <w:p>
+      <w:pPr>
+        <w:spacing w:after="0" w:line="240" w:lineRule="auto"/>
+        <w:rPr>
+          <w:rFonts w:ascii="Verdana" w:hAnsi="Verdana" w:cs="Arial"/>
+          <w:b/>
+          <w:bCs/>
+          <w:sz w:val="20"/>
+          <w:szCs w:val="20"/>
+        </w:rPr>
+      </w:pPr>
+      <w:r>
+        <w:rPr>
+          <w:rFonts w:ascii="Verdana" w:hAnsi="Verdana" w:cs="Arial"/>
+          <w:b/>
+          <w:bCs/>
           <w:sz w:val="20"/>
           <w:szCs w:val="20"/>
         </w:rPr>
@@ -286,8 +296,8 @@
       <w:r>
         <w:rPr>
           <w:rFonts w:ascii="Verdana" w:hAnsi="Verdana" w:cs="Arial"/>
-          <w:b w:val="1"/>
-          <w:bCs w:val="1"/>
+          <w:b/>
+          <w:bCs/>
           <w:sz w:val="20"/>
           <w:szCs w:val="20"/>
         </w:rPr>
@@ -296,8 +306,8 @@
       <w:r>
         <w:rPr>
           <w:rFonts w:ascii="Verdana" w:hAnsi="Verdana" w:cs="Arial"/>
-          <w:b w:val="1"/>
-          <w:bCs w:val="1"/>
+          <w:b/>
+          <w:bCs/>
           <w:sz w:val="20"/>
           <w:szCs w:val="20"/>
         </w:rPr>
@@ -320,7 +330,7 @@
       <w:headerReference w:type="first" r:id="rId13"/>
       <w:footerReference w:type="first" r:id="rId14"/>
       <w:type w:val="continuous"/>
-      <w:pgSz w:w="12240" w:h="15840" w:orient="portrait"/>
+      <w:pgSz w:w="12240" w:h="15840"/>
       <w:pgMar w:top="1440" w:right="1440" w:bottom="1440" w:left="1440" w:header="720" w:footer="432" w:gutter="0"/>
       <w:cols w:space="720"/>
       <w:formProt w:val="0"/>
@@ -363,7 +373,7 @@
 </file>
 
 <file path=word/footer1.xml><?xml version="1.0" encoding="utf-8"?>
-<w:ftr xmlns:wpc="http://schemas.microsoft.com/office/word/2010/wordprocessingCanvas" xmlns:cx="http://schemas.microsoft.com/office/drawing/2014/chartex" xmlns:cx1="http://schemas.microsoft.com/office/drawing/2015/9/8/chartex" xmlns:cx2="http://schemas.microsoft.com/office/drawing/2015/10/21/chartex" xmlns:cx3="http://schemas.microsoft.com/office/drawing/2016/5/9/chartex" xmlns:cx4="http://schemas.microsoft.com/office/drawing/2016/5/10/chartex" xmlns:cx5="http://schemas.microsoft.com/office/drawing/2016/5/11/chartex" xmlns:cx6="http://schemas.microsoft.com/office/drawing/2016/5/12/chartex" xmlns:cx7="http://schemas.microsoft.com/office/drawing/2016/5/13/chartex" xmlns:cx8="http://schemas.microsoft.com/office/drawing/2016/5/14/chartex" xmlns:mc="http://schemas.openxmlformats.org/markup-compatibility/2006" xmlns:aink="http://schemas.microsoft.com/office/drawing/2016/ink" xmlns:am3d="http://schemas.microsoft.com/office/drawing/2017/model3d" xmlns:o="urn:schemas-microsoft-com:office:office" xmlns:oel="http://schemas.microsoft.com/office/2019/extlst" xmlns:r="http://schemas.openxmlformats.org/officeDocument/2006/relationships" xmlns:m="http://schemas.openxmlformats.org/officeDocument/2006/math" xmlns:v="urn:schemas-microsoft-com:vml" xmlns:wp14="http://schemas.microsoft.com/office/word/2010/wordprocessingDrawing" xmlns:wp="http://schemas.openxmlformats.org/drawingml/2006/wordprocessingDrawing" xmlns:w10="urn:schemas-microsoft-com:office:word" xmlns:w="http://schemas.openxmlformats.org/wordprocessingml/2006/main" xmlns:w14="http://schemas.microsoft.com/office/word/2010/wordml" xmlns:w15="http://schemas.microsoft.com/office/word/2012/wordml" xmlns:w16cex="http://schemas.microsoft.com/office/word/2018/wordml/cex" xmlns:w16cid="http://schemas.microsoft.com/office/word/2016/wordml/cid" xmlns:w16="http://schemas.microsoft.com/office/word/2018/wordml" xmlns:w16du="http://schemas.microsoft.com/office/word/2023/wordml/word16du" xmlns:w16sdtdh="http://schemas.microsoft.com/office/word/2020/wordml/sdtdatahash" xmlns:w16sdtfl="http://schemas.microsoft.com/office/word/2024/wordml/sdtformatlock" xmlns:w16se="http://schemas.microsoft.com/office/word/2015/wordml/symex" xmlns:wpg="http://schemas.microsoft.com/office/word/2010/wordprocessingGroup" xmlns:wpi="http://schemas.microsoft.com/office/word/2010/wordprocessingInk" xmlns:wne="http://schemas.microsoft.com/office/word/2006/wordml" xmlns:wps="http://schemas.microsoft.com/office/word/2010/wordprocessingShape" xmlns:a="http://schemas.openxmlformats.org/drawingml/2006/main" xmlns:pic="http://schemas.openxmlformats.org/drawingml/2006/picture" xmlns:a14="http://schemas.microsoft.com/office/drawing/2010/main" mc:Ignorable="w14 w15 w16se w16cid w16 w16cex w16sdtdh w16sdtfl w16du wp14">
+<w:ftr xmlns:wpc="http://schemas.microsoft.com/office/word/2010/wordprocessingCanvas" xmlns:cx="http://schemas.microsoft.com/office/drawing/2014/chartex" xmlns:cx1="http://schemas.microsoft.com/office/drawing/2015/9/8/chartex" xmlns:cx2="http://schemas.microsoft.com/office/drawing/2015/10/21/chartex" xmlns:cx3="http://schemas.microsoft.com/office/drawing/2016/5/9/chartex" xmlns:cx4="http://schemas.microsoft.com/office/drawing/2016/5/10/chartex" xmlns:cx5="http://schemas.microsoft.com/office/drawing/2016/5/11/chartex" xmlns:cx6="http://schemas.microsoft.com/office/drawing/2016/5/12/chartex" xmlns:cx7="http://schemas.microsoft.com/office/drawing/2016/5/13/chartex" xmlns:cx8="http://schemas.microsoft.com/office/drawing/2016/5/14/chartex" xmlns:mc="http://schemas.openxmlformats.org/markup-compatibility/2006" xmlns:aink="http://schemas.microsoft.com/office/drawing/2016/ink" xmlns:am3d="http://schemas.microsoft.com/office/drawing/2017/model3d" xmlns:o="urn:schemas-microsoft-com:office:office" xmlns:oel="http://schemas.microsoft.com/office/2019/extlst" xmlns:r="http://schemas.openxmlformats.org/officeDocument/2006/relationships" xmlns:m="http://schemas.openxmlformats.org/officeDocument/2006/math" xmlns:v="urn:schemas-microsoft-com:vml" xmlns:wp14="http://schemas.microsoft.com/office/word/2010/wordprocessingDrawing" xmlns:wp="http://schemas.openxmlformats.org/drawingml/2006/wordprocessingDrawing" xmlns:w10="urn:schemas-microsoft-com:office:word" xmlns:w="http://schemas.openxmlformats.org/wordprocessingml/2006/main" xmlns:w14="http://schemas.microsoft.com/office/word/2010/wordml" xmlns:w15="http://schemas.microsoft.com/office/word/2012/wordml" xmlns:w16cex="http://schemas.microsoft.com/office/word/2018/wordml/cex" xmlns:w16cid="http://schemas.microsoft.com/office/word/2016/wordml/cid" xmlns:w16="http://schemas.microsoft.com/office/word/2018/wordml" xmlns:w16du="http://schemas.microsoft.com/office/word/2023/wordml/word16du" xmlns:w16sdtdh="http://schemas.microsoft.com/office/word/2020/wordml/sdtdatahash" xmlns:w16sdtfl="http://schemas.microsoft.com/office/word/2024/wordml/sdtformatlock" xmlns:w16se="http://schemas.microsoft.com/office/word/2015/wordml/symex" xmlns:wpg="http://schemas.microsoft.com/office/word/2010/wordprocessingGroup" xmlns:wpi="http://schemas.microsoft.com/office/word/2010/wordprocessingInk" xmlns:wne="http://schemas.microsoft.com/office/word/2006/wordml" xmlns:wps="http://schemas.microsoft.com/office/word/2010/wordprocessingShape" mc:Ignorable="w14 w15 w16se w16cid w16 w16cex w16sdtdh w16sdtfl w16du wp14">
   <w:sdt>
     <w:sdtPr>
       <w:id w:val="759871401"/>
@@ -511,7 +521,7 @@
 </file>
 
 <file path=word/footer2.xml><?xml version="1.0" encoding="utf-8"?>
-<w:ftr xmlns:wpc="http://schemas.microsoft.com/office/word/2010/wordprocessingCanvas" xmlns:cx="http://schemas.microsoft.com/office/drawing/2014/chartex" xmlns:cx1="http://schemas.microsoft.com/office/drawing/2015/9/8/chartex" xmlns:cx2="http://schemas.microsoft.com/office/drawing/2015/10/21/chartex" xmlns:cx3="http://schemas.microsoft.com/office/drawing/2016/5/9/chartex" xmlns:cx4="http://schemas.microsoft.com/office/drawing/2016/5/10/chartex" xmlns:cx5="http://schemas.microsoft.com/office/drawing/2016/5/11/chartex" xmlns:cx6="http://schemas.microsoft.com/office/drawing/2016/5/12/chartex" xmlns:cx7="http://schemas.microsoft.com/office/drawing/2016/5/13/chartex" xmlns:cx8="http://schemas.microsoft.com/office/drawing/2016/5/14/chartex" xmlns:mc="http://schemas.openxmlformats.org/markup-compatibility/2006" xmlns:aink="http://schemas.microsoft.com/office/drawing/2016/ink" xmlns:am3d="http://schemas.microsoft.com/office/drawing/2017/model3d" xmlns:o="urn:schemas-microsoft-com:office:office" xmlns:oel="http://schemas.microsoft.com/office/2019/extlst" xmlns:r="http://schemas.openxmlformats.org/officeDocument/2006/relationships" xmlns:m="http://schemas.openxmlformats.org/officeDocument/2006/math" xmlns:v="urn:schemas-microsoft-com:vml" xmlns:wp14="http://schemas.microsoft.com/office/word/2010/wordprocessingDrawing" xmlns:wp="http://schemas.openxmlformats.org/drawingml/2006/wordprocessingDrawing" xmlns:w10="urn:schemas-microsoft-com:office:word" xmlns:w="http://schemas.openxmlformats.org/wordprocessingml/2006/main" xmlns:w14="http://schemas.microsoft.com/office/word/2010/wordml" xmlns:w15="http://schemas.microsoft.com/office/word/2012/wordml" xmlns:w16cex="http://schemas.microsoft.com/office/word/2018/wordml/cex" xmlns:w16cid="http://schemas.microsoft.com/office/word/2016/wordml/cid" xmlns:w16="http://schemas.microsoft.com/office/word/2018/wordml" xmlns:w16du="http://schemas.microsoft.com/office/word/2023/wordml/word16du" xmlns:w16sdtdh="http://schemas.microsoft.com/office/word/2020/wordml/sdtdatahash" xmlns:w16sdtfl="http://schemas.microsoft.com/office/word/2024/wordml/sdtformatlock" xmlns:w16se="http://schemas.microsoft.com/office/word/2015/wordml/symex" xmlns:wpg="http://schemas.microsoft.com/office/word/2010/wordprocessingGroup" xmlns:wpi="http://schemas.microsoft.com/office/word/2010/wordprocessingInk" xmlns:wne="http://schemas.microsoft.com/office/word/2006/wordml" xmlns:wps="http://schemas.microsoft.com/office/word/2010/wordprocessingShape" xmlns:a="http://schemas.openxmlformats.org/drawingml/2006/main" xmlns:pic="http://schemas.openxmlformats.org/drawingml/2006/picture" xmlns:a14="http://schemas.microsoft.com/office/drawing/2010/main" mc:Ignorable="w14 w15 w16se w16cid w16 w16cex w16sdtdh w16sdtfl w16du wp14">
+<w:ftr xmlns:wpc="http://schemas.microsoft.com/office/word/2010/wordprocessingCanvas" xmlns:cx="http://schemas.microsoft.com/office/drawing/2014/chartex" xmlns:cx1="http://schemas.microsoft.com/office/drawing/2015/9/8/chartex" xmlns:cx2="http://schemas.microsoft.com/office/drawing/2015/10/21/chartex" xmlns:cx3="http://schemas.microsoft.com/office/drawing/2016/5/9/chartex" xmlns:cx4="http://schemas.microsoft.com/office/drawing/2016/5/10/chartex" xmlns:cx5="http://schemas.microsoft.com/office/drawing/2016/5/11/chartex" xmlns:cx6="http://schemas.microsoft.com/office/drawing/2016/5/12/chartex" xmlns:cx7="http://schemas.microsoft.com/office/drawing/2016/5/13/chartex" xmlns:cx8="http://schemas.microsoft.com/office/drawing/2016/5/14/chartex" xmlns:mc="http://schemas.openxmlformats.org/markup-compatibility/2006" xmlns:aink="http://schemas.microsoft.com/office/drawing/2016/ink" xmlns:am3d="http://schemas.microsoft.com/office/drawing/2017/model3d" xmlns:o="urn:schemas-microsoft-com:office:office" xmlns:oel="http://schemas.microsoft.com/office/2019/extlst" xmlns:r="http://schemas.openxmlformats.org/officeDocument/2006/relationships" xmlns:m="http://schemas.openxmlformats.org/officeDocument/2006/math" xmlns:v="urn:schemas-microsoft-com:vml" xmlns:wp14="http://schemas.microsoft.com/office/word/2010/wordprocessingDrawing" xmlns:wp="http://schemas.openxmlformats.org/drawingml/2006/wordprocessingDrawing" xmlns:w10="urn:schemas-microsoft-com:office:word" xmlns:w="http://schemas.openxmlformats.org/wordprocessingml/2006/main" xmlns:w14="http://schemas.microsoft.com/office/word/2010/wordml" xmlns:w15="http://schemas.microsoft.com/office/word/2012/wordml" xmlns:w16cex="http://schemas.microsoft.com/office/word/2018/wordml/cex" xmlns:w16cid="http://schemas.microsoft.com/office/word/2016/wordml/cid" xmlns:w16="http://schemas.microsoft.com/office/word/2018/wordml" xmlns:w16du="http://schemas.microsoft.com/office/word/2023/wordml/word16du" xmlns:w16sdtdh="http://schemas.microsoft.com/office/word/2020/wordml/sdtdatahash" xmlns:w16sdtfl="http://schemas.microsoft.com/office/word/2024/wordml/sdtformatlock" xmlns:w16se="http://schemas.microsoft.com/office/word/2015/wordml/symex" xmlns:wpg="http://schemas.microsoft.com/office/word/2010/wordprocessingGroup" xmlns:wpi="http://schemas.microsoft.com/office/word/2010/wordprocessingInk" xmlns:wne="http://schemas.microsoft.com/office/word/2006/wordml" xmlns:wps="http://schemas.microsoft.com/office/word/2010/wordprocessingShape" mc:Ignorable="w14 w15 w16se w16cid w16 w16cex w16sdtdh w16sdtfl w16du wp14">
   <w:p>
     <w:pPr>
       <w:pStyle w:val="Footer"/>
@@ -675,14 +685,14 @@
     <w:pPr>
       <w:pStyle w:val="Header"/>
       <w:rPr>
-        <w:rFonts w:ascii="Verdana" w:hAnsi="Verdana" w:eastAsiaTheme="majorEastAsia" w:cstheme="majorBidi"/>
+        <w:rFonts w:ascii="Verdana" w:eastAsiaTheme="majorEastAsia" w:hAnsi="Verdana" w:cstheme="majorBidi"/>
         <w:sz w:val="20"/>
         <w:szCs w:val="20"/>
       </w:rPr>
     </w:pPr>
     <w:r>
       <w:rPr>
-        <w:rFonts w:ascii="Verdana" w:hAnsi="Verdana" w:eastAsiaTheme="majorEastAsia" w:cstheme="majorBidi"/>
+        <w:rFonts w:ascii="Verdana" w:eastAsiaTheme="majorEastAsia" w:hAnsi="Verdana" w:cstheme="majorBidi"/>
         <w:i/>
         <w:sz w:val="20"/>
         <w:szCs w:val="20"/>
@@ -691,15 +701,15 @@
     </w:r>
     <w:r>
       <w:rPr>
-        <w:rFonts w:ascii="Verdana" w:hAnsi="Verdana" w:eastAsiaTheme="majorEastAsia" w:cstheme="majorBidi"/>
+        <w:rFonts w:ascii="Verdana" w:eastAsiaTheme="majorEastAsia" w:hAnsi="Verdana" w:cstheme="majorBidi"/>
         <w:sz w:val="20"/>
         <w:szCs w:val="20"/>
       </w:rPr>
-      <w:ptab w:alignment="right" w:relativeTo="margin" w:leader="none"/>
+      <w:ptab w:relativeTo="margin" w:alignment="right" w:leader="none"/>
     </w:r>
     <w:r>
       <w:rPr>
-        <w:rFonts w:ascii="Verdana" w:hAnsi="Verdana" w:eastAsiaTheme="majorEastAsia" w:cstheme="majorBidi"/>
+        <w:rFonts w:ascii="Verdana" w:eastAsiaTheme="majorEastAsia" w:hAnsi="Verdana" w:cstheme="majorBidi"/>
         <w:sz w:val="20"/>
         <w:szCs w:val="20"/>
       </w:rPr>
@@ -717,7 +727,7 @@
     </w:pPr>
     <w:r>
       <w:rPr>
-        <w:rFonts w:ascii="Verdana" w:hAnsi="Verdana" w:eastAsiaTheme="majorEastAsia" w:cstheme="majorBidi"/>
+        <w:rFonts w:ascii="Verdana" w:eastAsiaTheme="majorEastAsia" w:hAnsi="Verdana" w:cstheme="majorBidi"/>
         <w:i/>
         <w:sz w:val="20"/>
         <w:szCs w:val="20"/>
@@ -1035,7 +1045,7 @@
   <w:docDefaults>
     <w:rPrDefault>
       <w:rPr>
-        <w:rFonts w:asciiTheme="minorHAnsi" w:hAnsiTheme="minorHAnsi" w:eastAsiaTheme="minorHAnsi" w:cstheme="minorBidi"/>
+        <w:rFonts w:asciiTheme="minorHAnsi" w:eastAsiaTheme="minorHAnsi" w:hAnsiTheme="minorHAnsi" w:cstheme="minorBidi"/>
         <w:sz w:val="22"/>
         <w:szCs w:val="22"/>
         <w:lang w:val="en-US" w:eastAsia="en-US" w:bidi="ar-SA"/>
@@ -1050,14 +1060,14 @@
   <w:latentStyles w:defLockedState="0" w:defUIPriority="99" w:defSemiHidden="0" w:defUnhideWhenUsed="0" w:defQFormat="0" w:count="376">
     <w:lsdException w:name="Normal" w:uiPriority="0" w:qFormat="1"/>
     <w:lsdException w:name="heading 1" w:uiPriority="9" w:qFormat="1"/>
-    <w:lsdException w:name="heading 2" w:uiPriority="9" w:semiHidden="1" w:unhideWhenUsed="1" w:qFormat="1"/>
-    <w:lsdException w:name="heading 3" w:uiPriority="9" w:semiHidden="1" w:unhideWhenUsed="1" w:qFormat="1"/>
-    <w:lsdException w:name="heading 4" w:uiPriority="9" w:semiHidden="1" w:unhideWhenUsed="1" w:qFormat="1"/>
-    <w:lsdException w:name="heading 5" w:uiPriority="9" w:semiHidden="1" w:unhideWhenUsed="1" w:qFormat="1"/>
-    <w:lsdException w:name="heading 6" w:uiPriority="9" w:semiHidden="1" w:unhideWhenUsed="1" w:qFormat="1"/>
-    <w:lsdException w:name="heading 7" w:uiPriority="9" w:semiHidden="1" w:unhideWhenUsed="1" w:qFormat="1"/>
-    <w:lsdException w:name="heading 8" w:uiPriority="9" w:semiHidden="1" w:unhideWhenUsed="1" w:qFormat="1"/>
-    <w:lsdException w:name="heading 9" w:uiPriority="9" w:semiHidden="1" w:unhideWhenUsed="1" w:qFormat="1"/>
+    <w:lsdException w:name="heading 2" w:semiHidden="1" w:uiPriority="9" w:unhideWhenUsed="1" w:qFormat="1"/>
+    <w:lsdException w:name="heading 3" w:semiHidden="1" w:uiPriority="9" w:unhideWhenUsed="1" w:qFormat="1"/>
+    <w:lsdException w:name="heading 4" w:semiHidden="1" w:uiPriority="9" w:unhideWhenUsed="1" w:qFormat="1"/>
+    <w:lsdException w:name="heading 5" w:semiHidden="1" w:uiPriority="9" w:unhideWhenUsed="1" w:qFormat="1"/>
+    <w:lsdException w:name="heading 6" w:semiHidden="1" w:uiPriority="9" w:unhideWhenUsed="1" w:qFormat="1"/>
+    <w:lsdException w:name="heading 7" w:semiHidden="1" w:uiPriority="9" w:unhideWhenUsed="1" w:qFormat="1"/>
+    <w:lsdException w:name="heading 8" w:semiHidden="1" w:uiPriority="9" w:unhideWhenUsed="1" w:qFormat="1"/>
+    <w:lsdException w:name="heading 9" w:semiHidden="1" w:uiPriority="9" w:unhideWhenUsed="1" w:qFormat="1"/>
     <w:lsdException w:name="index 1" w:semiHidden="1" w:unhideWhenUsed="1"/>
     <w:lsdException w:name="index 2" w:semiHidden="1" w:unhideWhenUsed="1"/>
     <w:lsdException w:name="index 3" w:semiHidden="1" w:unhideWhenUsed="1"/>
@@ -1067,22 +1077,22 @@
     <w:lsdException w:name="index 7" w:semiHidden="1" w:unhideWhenUsed="1"/>
     <w:lsdException w:name="index 8" w:semiHidden="1" w:unhideWhenUsed="1"/>
     <w:lsdException w:name="index 9" w:semiHidden="1" w:unhideWhenUsed="1"/>
-    <w:lsdException w:name="toc 1" w:uiPriority="39" w:semiHidden="1" w:unhideWhenUsed="1"/>
-    <w:lsdException w:name="toc 2" w:uiPriority="39" w:semiHidden="1" w:unhideWhenUsed="1"/>
-    <w:lsdException w:name="toc 3" w:uiPriority="39" w:semiHidden="1" w:unhideWhenUsed="1"/>
-    <w:lsdException w:name="toc 4" w:uiPriority="39" w:semiHidden="1" w:unhideWhenUsed="1"/>
-    <w:lsdException w:name="toc 5" w:uiPriority="39" w:semiHidden="1" w:unhideWhenUsed="1"/>
-    <w:lsdException w:name="toc 6" w:uiPriority="39" w:semiHidden="1" w:unhideWhenUsed="1"/>
-    <w:lsdException w:name="toc 7" w:uiPriority="39" w:semiHidden="1" w:unhideWhenUsed="1"/>
-    <w:lsdException w:name="toc 8" w:uiPriority="39" w:semiHidden="1" w:unhideWhenUsed="1"/>
-    <w:lsdException w:name="toc 9" w:uiPriority="39" w:semiHidden="1" w:unhideWhenUsed="1"/>
+    <w:lsdException w:name="toc 1" w:semiHidden="1" w:uiPriority="39" w:unhideWhenUsed="1"/>
+    <w:lsdException w:name="toc 2" w:semiHidden="1" w:uiPriority="39" w:unhideWhenUsed="1"/>
+    <w:lsdException w:name="toc 3" w:semiHidden="1" w:uiPriority="39" w:unhideWhenUsed="1"/>
+    <w:lsdException w:name="toc 4" w:semiHidden="1" w:uiPriority="39" w:unhideWhenUsed="1"/>
+    <w:lsdException w:name="toc 5" w:semiHidden="1" w:uiPriority="39" w:unhideWhenUsed="1"/>
+    <w:lsdException w:name="toc 6" w:semiHidden="1" w:uiPriority="39" w:unhideWhenUsed="1"/>
+    <w:lsdException w:name="toc 7" w:semiHidden="1" w:uiPriority="39" w:unhideWhenUsed="1"/>
+    <w:lsdException w:name="toc 8" w:semiHidden="1" w:uiPriority="39" w:unhideWhenUsed="1"/>
+    <w:lsdException w:name="toc 9" w:semiHidden="1" w:uiPriority="39" w:unhideWhenUsed="1"/>
     <w:lsdException w:name="Normal Indent" w:semiHidden="1" w:unhideWhenUsed="1"/>
     <w:lsdException w:name="footnote text" w:semiHidden="1" w:unhideWhenUsed="1"/>
     <w:lsdException w:name="annotation text" w:semiHidden="1" w:unhideWhenUsed="1"/>
     <w:lsdException w:name="header" w:semiHidden="1" w:unhideWhenUsed="1"/>
     <w:lsdException w:name="footer" w:semiHidden="1" w:unhideWhenUsed="1"/>
     <w:lsdException w:name="index heading" w:semiHidden="1" w:unhideWhenUsed="1"/>
-    <w:lsdException w:name="caption" w:uiPriority="35" w:semiHidden="1" w:unhideWhenUsed="1" w:qFormat="1"/>
+    <w:lsdException w:name="caption" w:semiHidden="1" w:uiPriority="35" w:unhideWhenUsed="1" w:qFormat="1"/>
     <w:lsdException w:name="table of figures" w:semiHidden="1" w:unhideWhenUsed="1"/>
     <w:lsdException w:name="envelope address" w:semiHidden="1" w:unhideWhenUsed="1"/>
     <w:lsdException w:name="envelope return" w:semiHidden="1" w:unhideWhenUsed="1"/>
@@ -1113,7 +1123,7 @@
     <w:lsdException w:name="Title" w:uiPriority="10" w:qFormat="1"/>
     <w:lsdException w:name="Closing" w:semiHidden="1" w:unhideWhenUsed="1"/>
     <w:lsdException w:name="Signature" w:semiHidden="1" w:unhideWhenUsed="1"/>
-    <w:lsdException w:name="Default Paragraph Font" w:uiPriority="1" w:semiHidden="1" w:unhideWhenUsed="1"/>
+    <w:lsdException w:name="Default Paragraph Font" w:semiHidden="1" w:uiPriority="1" w:unhideWhenUsed="1"/>
     <w:lsdException w:name="Body Text" w:semiHidden="1" w:unhideWhenUsed="1"/>
     <w:lsdException w:name="Body Text Indent" w:semiHidden="1" w:unhideWhenUsed="1"/>
     <w:lsdException w:name="List Continue" w:semiHidden="1" w:unhideWhenUsed="1"/>
@@ -1313,8 +1323,8 @@
     <w:lsdException w:name="Subtle Reference" w:uiPriority="31" w:qFormat="1"/>
     <w:lsdException w:name="Intense Reference" w:uiPriority="32" w:qFormat="1"/>
     <w:lsdException w:name="Book Title" w:uiPriority="33" w:qFormat="1"/>
-    <w:lsdException w:name="Bibliography" w:uiPriority="37" w:semiHidden="1" w:unhideWhenUsed="1"/>
-    <w:lsdException w:name="TOC Heading" w:uiPriority="39" w:semiHidden="1" w:unhideWhenUsed="1" w:qFormat="1"/>
+    <w:lsdException w:name="Bibliography" w:semiHidden="1" w:uiPriority="37" w:unhideWhenUsed="1"/>
+    <w:lsdException w:name="TOC Heading" w:semiHidden="1" w:uiPriority="39" w:unhideWhenUsed="1" w:qFormat="1"/>
     <w:lsdException w:name="Plain Table 1" w:uiPriority="41"/>
     <w:lsdException w:name="Plain Table 2" w:uiPriority="42"/>
     <w:lsdException w:name="Plain Table 3" w:uiPriority="43"/>
@@ -1425,17 +1435,17 @@
     <w:lsdException w:name="Unresolved Mention" w:semiHidden="1" w:unhideWhenUsed="1"/>
     <w:lsdException w:name="Smart Link" w:semiHidden="1" w:unhideWhenUsed="1"/>
   </w:latentStyles>
-  <w:style w:type="paragraph" w:styleId="Normal" w:default="1">
+  <w:style w:type="paragraph" w:default="1" w:styleId="Normal">
     <w:name w:val="Normal"/>
     <w:qFormat/>
   </w:style>
-  <w:style w:type="character" w:styleId="DefaultParagraphFont" w:default="1">
+  <w:style w:type="character" w:default="1" w:styleId="DefaultParagraphFont">
     <w:name w:val="Default Paragraph Font"/>
     <w:uiPriority w:val="1"/>
     <w:semiHidden/>
     <w:unhideWhenUsed/>
   </w:style>
-  <w:style w:type="table" w:styleId="TableNormal" w:default="1">
+  <w:style w:type="table" w:default="1" w:styleId="TableNormal">
     <w:name w:val="Normal Table"/>
     <w:uiPriority w:val="99"/>
     <w:semiHidden/>
@@ -1450,7 +1460,7 @@
       </w:tblCellMar>
     </w:tblPr>
   </w:style>
-  <w:style w:type="numbering" w:styleId="NoList" w:default="1">
+  <w:style w:type="numbering" w:default="1" w:styleId="NoList">
     <w:name w:val="No List"/>
     <w:uiPriority w:val="99"/>
     <w:semiHidden/>
@@ -1471,7 +1481,7 @@
       <w:spacing w:after="0" w:line="240" w:lineRule="auto"/>
     </w:pPr>
   </w:style>
-  <w:style w:type="character" w:styleId="HeaderChar" w:customStyle="1">
+  <w:style w:type="character" w:customStyle="1" w:styleId="HeaderChar">
     <w:name w:val="Header Char"/>
     <w:basedOn w:val="DefaultParagraphFont"/>
     <w:link w:val="Header"/>
@@ -1493,7 +1503,7 @@
       <w:spacing w:after="0" w:line="240" w:lineRule="auto"/>
     </w:pPr>
   </w:style>
-  <w:style w:type="character" w:styleId="FooterChar" w:customStyle="1">
+  <w:style w:type="character" w:customStyle="1" w:styleId="FooterChar">
     <w:name w:val="Footer Char"/>
     <w:basedOn w:val="DefaultParagraphFont"/>
     <w:link w:val="Footer"/>
@@ -1510,7 +1520,7 @@
       <w:spacing w:before="100" w:beforeAutospacing="1" w:after="100" w:afterAutospacing="1" w:line="240" w:lineRule="auto"/>
     </w:pPr>
     <w:rPr>
-      <w:rFonts w:ascii="Times New Roman" w:hAnsi="Times New Roman" w:eastAsia="Times New Roman" w:cs="Times New Roman"/>
+      <w:rFonts w:ascii="Times New Roman" w:eastAsia="Times New Roman" w:hAnsi="Times New Roman" w:cs="Times New Roman"/>
       <w:sz w:val="24"/>
       <w:szCs w:val="24"/>
     </w:rPr>
@@ -1543,7 +1553,7 @@
       <w:szCs w:val="20"/>
     </w:rPr>
   </w:style>
-  <w:style w:type="character" w:styleId="CommentTextChar" w:customStyle="1">
+  <w:style w:type="character" w:customStyle="1" w:styleId="CommentTextChar">
     <w:name w:val="Comment Text Char"/>
     <w:basedOn w:val="DefaultParagraphFont"/>
     <w:link w:val="CommentText"/>
@@ -1569,7 +1579,7 @@
       <w:bCs/>
     </w:rPr>
   </w:style>
-  <w:style w:type="character" w:styleId="CommentSubjectChar" w:customStyle="1">
+  <w:style w:type="character" w:customStyle="1" w:styleId="CommentSubjectChar">
     <w:name w:val="Comment Subject Char"/>
     <w:basedOn w:val="CommentTextChar"/>
     <w:link w:val="CommentSubject"/>
@@ -1600,7 +1610,7 @@
       <w:szCs w:val="18"/>
     </w:rPr>
   </w:style>
-  <w:style w:type="character" w:styleId="BalloonTextChar" w:customStyle="1">
+  <w:style w:type="character" w:customStyle="1" w:styleId="BalloonTextChar">
     <w:name w:val="Balloon Text Char"/>
     <w:basedOn w:val="DefaultParagraphFont"/>
     <w:link w:val="BalloonText"/>
@@ -2446,15 +2456,6 @@
 </file>
 
 <file path=customXml/item3.xml><?xml version="1.0" encoding="utf-8"?>
-<?mso-contentType ?>
-<FormTemplates xmlns="http://schemas.microsoft.com/sharepoint/v3/contenttype/forms">
-  <Display>DocumentLibraryForm</Display>
-  <Edit>DocumentLibraryForm</Edit>
-  <New>DocumentLibraryForm</New>
-</FormTemplates>
-</file>
-
-<file path=customXml/item4.xml><?xml version="1.0" encoding="utf-8"?>
 <p:properties xmlns:p="http://schemas.microsoft.com/office/2006/metadata/properties" xmlns:xsi="http://www.w3.org/2001/XMLSchema-instance" xmlns:pc="http://schemas.microsoft.com/office/infopath/2007/PartnerControls">
   <documentManagement>
     <SharedWithUsers xmlns="1f707338-ea0f-4fe5-baee-59b996692b22">
@@ -2510,6 +2511,15 @@
 </p:properties>
 </file>
 
+<file path=customXml/item4.xml><?xml version="1.0" encoding="utf-8"?>
+<?mso-contentType ?>
+<FormTemplates xmlns="http://schemas.microsoft.com/sharepoint/v3/contenttype/forms">
+  <Display>DocumentLibraryForm</Display>
+  <Edit>DocumentLibraryForm</Edit>
+  <New>DocumentLibraryForm</New>
+</FormTemplates>
+</file>
+
 <file path=customXml/itemProps1.xml><?xml version="1.0" encoding="utf-8"?>
 <ds:datastoreItem xmlns:ds="http://schemas.openxmlformats.org/officeDocument/2006/customXml" ds:itemID="{55AF091B-3C7A-41E3-B477-F2FDAA23CFDA}">
   <ds:schemaRefs>
@@ -2539,14 +2549,6 @@
 </file>
 
 <file path=customXml/itemProps3.xml><?xml version="1.0" encoding="utf-8"?>
-<ds:datastoreItem xmlns:ds="http://schemas.openxmlformats.org/officeDocument/2006/customXml" ds:itemID="{832D4D7F-1AE0-4F29-9D3F-D3150ABCB040}">
-  <ds:schemaRefs>
-    <ds:schemaRef ds:uri="http://schemas.microsoft.com/sharepoint/v3/contenttype/forms"/>
-  </ds:schemaRefs>
-</ds:datastoreItem>
-</file>
-
-<file path=customXml/itemProps4.xml><?xml version="1.0" encoding="utf-8"?>
 <ds:datastoreItem xmlns:ds="http://schemas.openxmlformats.org/officeDocument/2006/customXml" ds:itemID="{B7C2DAD0-0693-418E-B59F-746BAF6F1024}">
   <ds:schemaRefs>
     <ds:schemaRef ds:uri="http://schemas.microsoft.com/office/2006/metadata/properties"/>
@@ -2556,4 +2558,12 @@
     <ds:schemaRef ds:uri="0feec74c-ecc7-44c3-9c64-3623cf89ed41"/>
   </ds:schemaRefs>
 </ds:datastoreItem>
+</file>
+
+<file path=customXml/itemProps4.xml><?xml version="1.0" encoding="utf-8"?>
+<ds:datastoreItem xmlns:ds="http://schemas.openxmlformats.org/officeDocument/2006/customXml" ds:itemID="{832D4D7F-1AE0-4F29-9D3F-D3150ABCB040}">
+  <ds:schemaRefs>
+    <ds:schemaRef ds:uri="http://schemas.microsoft.com/sharepoint/v3/contenttype/forms"/>
+  </ds:schemaRefs>
+</ds:datastoreItem>
 </file>